--- a/output_receita_federal/ato_declaratorio_comum_pgfn/documents/ad_pgfn_1_20090327.docx
+++ b/output_receita_federal/ato_declaratorio_comum_pgfn/documents/ad_pgfn_1_20090327.docx
@@ -8,6 +8,14 @@
           <w:b/>
         </w:rPr>
         <w:t>Ato Declaratório PGFN nº 1, de 27 de março de 2009</w:t>
+      </w:r>
+    </w:p>
+    <w:p>
+      <w:r>
+        <w:rPr>
+          <w:i/>
+        </w:rPr>
+        <w:t>[Revogado(a) pelo(a) Ato Declaratório PGFN nº 2, de 10 de março de 2016]</w:t>
       </w:r>
     </w:p>
     <w:p>
